--- a/sourse/с, с++/Операционные системы/Otchyet1-OS-Chernikova.docx
+++ b/sourse/с, с++/Операционные системы/Otchyet1-OS-Chernikova.docx
@@ -376,12 +376,6 @@
           <w:rFonts w:cs="Times New Roman"/>
         </w:rPr>
         <w:t>студент гр.</w:t>
-      </w:r>
-      <w:r>
-        <w:rPr>
-          <w:rFonts w:cs="Times New Roman"/>
-        </w:rPr>
-        <w:t xml:space="preserve"> 5131001/20003</w:t>
       </w:r>
       <w:r>
         <w:rPr>
@@ -1139,14 +1133,12 @@
                 <w:lang w:val="en-US"/>
               </w:rPr>
             </w:pPr>
-            <w:proofErr w:type="spellStart"/>
             <w:r>
               <w:rPr>
                 <w:lang w:val="en-US"/>
               </w:rPr>
               <w:t>gcd</w:t>
             </w:r>
-            <w:proofErr w:type="spellEnd"/>
           </w:p>
         </w:tc>
         <w:tc>
@@ -1236,11 +1228,9 @@
                 <w:lang w:val="en-US"/>
               </w:rPr>
             </w:pPr>
-            <w:proofErr w:type="spellStart"/>
             <w:r>
               <w:t>shutdown</w:t>
             </w:r>
-            <w:proofErr w:type="spellEnd"/>
           </w:p>
         </w:tc>
         <w:tc>
@@ -1423,14 +1413,12 @@
             <w:r>
               <w:t xml:space="preserve">Находит НОК чисел dig1 и dig2. Обработка ошибок — по аналогии с </w:t>
             </w:r>
-            <w:proofErr w:type="spellStart"/>
             <w:r>
               <w:rPr>
                 <w:lang w:val="en-US"/>
               </w:rPr>
               <w:t>gcd</w:t>
             </w:r>
-            <w:proofErr w:type="spellEnd"/>
           </w:p>
         </w:tc>
       </w:tr>
@@ -1450,11 +1438,9 @@
             <w:pPr>
               <w:pStyle w:val="a8"/>
             </w:pPr>
-            <w:proofErr w:type="spellStart"/>
             <w:r>
               <w:t>solve</w:t>
             </w:r>
-            <w:proofErr w:type="spellEnd"/>
           </w:p>
         </w:tc>
         <w:tc>
@@ -1499,15 +1485,7 @@
               <w:pStyle w:val="a8"/>
             </w:pPr>
             <w:r>
-              <w:t xml:space="preserve">Решает линейное уравнение вида </w:t>
-            </w:r>
-            <w:proofErr w:type="spellStart"/>
-            <w:r>
-              <w:t>ax+b</w:t>
-            </w:r>
-            <w:proofErr w:type="spellEnd"/>
-            <w:r>
-              <w:t>=c.</w:t>
+              <w:t>Решает линейное уравнение вида ax+b=c.</w:t>
             </w:r>
           </w:p>
         </w:tc>
@@ -1527,11 +1505,9 @@
             <w:pPr>
               <w:pStyle w:val="a8"/>
             </w:pPr>
-            <w:proofErr w:type="spellStart"/>
             <w:r>
               <w:t>keyb_process_keys</w:t>
             </w:r>
-            <w:proofErr w:type="spellEnd"/>
           </w:p>
         </w:tc>
         <w:tc>
@@ -1571,15 +1547,7 @@
               <w:t>Основная</w:t>
             </w:r>
             <w:r>
-              <w:t xml:space="preserve"> функция, которая </w:t>
-            </w:r>
-            <w:proofErr w:type="spellStart"/>
-            <w:r>
-              <w:t>парсит</w:t>
-            </w:r>
-            <w:proofErr w:type="spellEnd"/>
-            <w:r>
-              <w:t xml:space="preserve"> входную строку на команду и ее аргументы. Также здесь происходит базовая обработка ошибок и реализация </w:t>
+              <w:t xml:space="preserve"> функция, которая парсит входную строку на команду и ее аргументы. Также здесь происходит базовая обработка ошибок и реализация </w:t>
             </w:r>
             <w:r>
               <w:rPr>
